--- a/t23_s5.docx
+++ b/t23_s5.docx
@@ -3,2168 +3,998 @@
 <w:document xmlns:wpc="http://schemas.microsoft.com/office/word/2010/wordprocessingCanvas" xmlns:mo="http://schemas.microsoft.com/office/mac/office/2008/main" xmlns:mc="http://schemas.openxmlformats.org/markup-compatibility/2006" xmlns:mv="urn:schemas-microsoft-com:mac:vml" xmlns:o="urn:schemas-microsoft-com:office:office" xmlns:r="http://schemas.openxmlformats.org/officeDocument/2006/relationships" xmlns:m="http://schemas.openxmlformats.org/officeDocument/2006/math" xmlns:v="urn:schemas-microsoft-com:vml" xmlns:wp14="http://schemas.microsoft.com/office/word/2010/wordprocessingDrawing" xmlns:wp="http://schemas.openxmlformats.org/drawingml/2006/wordprocessingDrawing" xmlns:w10="urn:schemas-microsoft-com:office:word" xmlns:w="http://schemas.openxmlformats.org/wordprocessingml/2006/main" xmlns:w14="http://schemas.microsoft.com/office/word/2010/wordml" xmlns:wpg="http://schemas.microsoft.com/office/word/2010/wordprocessingGroup" xmlns:wpi="http://schemas.microsoft.com/office/word/2010/wordprocessingInk" xmlns:wne="http://schemas.microsoft.com/office/word/2006/wordml" xmlns:wps="http://schemas.microsoft.com/office/word/2010/wordprocessingShape" mc:Ignorable="w14 wp14">
   <w:body>
     <w:p>
-      <w:pPr>
-        <w:spacing w:after="20" w:before="120"/>
-      </w:pPr>
       <w:r>
-        <w:rPr>
-          <w:b/>
-          <w:sz w:val="22"/>
-        </w:rPr>
-        <w:t>Question: How many days are there in a leap year?</w:t>
+        <w:t xml:space="preserve">Question: A man buys a cycle for ₹1,500 and sells it for ₹1,800. The profit percentage is:</w:t>
       </w:r>
     </w:p>
     <w:p>
-      <w:pPr>
-        <w:spacing w:after="0" w:before="0"/>
-      </w:pPr>
       <w:r>
-        <w:rPr>
-          <w:b w:val="0"/>
-          <w:sz w:val="22"/>
-        </w:rPr>
-        <w:t>(a) 364</w:t>
+        <w:t xml:space="preserve">(a) 15%</w:t>
       </w:r>
     </w:p>
     <w:p>
-      <w:pPr>
-        <w:spacing w:after="0" w:before="0"/>
-      </w:pPr>
       <w:r>
-        <w:rPr>
-          <w:b w:val="0"/>
-          <w:sz w:val="22"/>
-        </w:rPr>
-        <w:t>(b) 366</w:t>
+        <w:t xml:space="preserve">(b) 18%</w:t>
       </w:r>
     </w:p>
     <w:p>
-      <w:pPr>
-        <w:spacing w:after="0" w:before="0"/>
-      </w:pPr>
       <w:r>
-        <w:rPr>
-          <w:b w:val="0"/>
-          <w:sz w:val="22"/>
-        </w:rPr>
-        <w:t>(c) 367</w:t>
+        <w:t xml:space="preserve">(c) 20%</w:t>
       </w:r>
     </w:p>
     <w:p>
-      <w:pPr>
-        <w:spacing w:after="0" w:before="0"/>
-      </w:pPr>
       <w:r>
-        <w:rPr>
-          <w:b w:val="0"/>
-          <w:sz w:val="22"/>
-        </w:rPr>
-        <w:t>(d) 365</w:t>
+        <w:t xml:space="preserve">(d) 25%</w:t>
       </w:r>
     </w:p>
     <w:p>
-      <w:pPr>
-        <w:spacing w:after="0" w:before="40"/>
-      </w:pPr>
       <w:r>
-        <w:rPr>
-          <w:b/>
-          <w:sz w:val="22"/>
-        </w:rPr>
-        <w:t>Answer: b</w:t>
+        <w:t xml:space="preserve">Answer: c</w:t>
       </w:r>
     </w:p>
     <w:p>
-      <w:pPr>
-        <w:spacing w:after="0" w:before="0"/>
-      </w:pPr>
       <w:r>
-        <w:rPr>
-          <w:b w:val="0"/>
-          <w:sz w:val="21"/>
-        </w:rPr>
-        <w:t>Solution: A leap year has 366 days because February has 29 days.</w:t>
+        <w:t xml:space="preserve">Solution: Profit = 1,800 − 1,500 = ₹300. Profit % = (300 ÷ 1,500) × 100 = 20%.</w:t>
       </w:r>
     </w:p>
     <w:p>
-      <w:pPr>
-        <w:spacing w:after="0" w:before="0"/>
-      </w:pPr>
       <w:r>
-        <w:rPr>
-          <w:b w:val="0"/>
-          <w:sz w:val="20"/>
-        </w:rPr>
-        <w:t>Positive Marks: 1</w:t>
+        <w:t xml:space="preserve">Positive Marks: 1</w:t>
       </w:r>
     </w:p>
     <w:p>
-      <w:pPr>
-        <w:spacing w:after="160" w:before="0"/>
-      </w:pPr>
       <w:r>
-        <w:rPr>
-          <w:b w:val="0"/>
-          <w:sz w:val="20"/>
-        </w:rPr>
-        <w:t>Negative Marks: 0.25</w:t>
+        <w:t xml:space="preserve">Negative Marks: 0.25</w:t>
       </w:r>
     </w:p>
     <w:p>
-      <w:pPr>
-        <w:spacing w:after="20" w:before="120"/>
-      </w:pPr>
       <w:r>
-        <w:rPr>
-          <w:b/>
-          <w:sz w:val="22"/>
-        </w:rPr>
-        <w:t>Question: The plural of 'datum' is:</w:t>
+        <w:t xml:space="preserve"/>
       </w:r>
     </w:p>
     <w:p>
-      <w:pPr>
-        <w:spacing w:after="0" w:before="0"/>
-      </w:pPr>
       <w:r>
-        <w:rPr>
-          <w:b w:val="0"/>
-          <w:sz w:val="22"/>
-        </w:rPr>
-        <w:t>(a) Datum</w:t>
+        <w:t xml:space="preserve">Question: Which of the following is application software?</w:t>
       </w:r>
     </w:p>
     <w:p>
-      <w:pPr>
-        <w:spacing w:after="0" w:before="0"/>
-      </w:pPr>
       <w:r>
-        <w:rPr>
-          <w:b w:val="0"/>
-          <w:sz w:val="22"/>
-        </w:rPr>
-        <w:t>(b) Data</w:t>
+        <w:t xml:space="preserve">(a) MS Word</w:t>
       </w:r>
     </w:p>
     <w:p>
-      <w:pPr>
-        <w:spacing w:after="0" w:before="0"/>
-      </w:pPr>
       <w:r>
-        <w:rPr>
-          <w:b w:val="0"/>
-          <w:sz w:val="22"/>
-        </w:rPr>
-        <w:t>(c) Datae</w:t>
+        <w:t xml:space="preserve">(b) Windows</w:t>
       </w:r>
     </w:p>
     <w:p>
-      <w:pPr>
-        <w:spacing w:after="0" w:before="0"/>
-      </w:pPr>
       <w:r>
-        <w:rPr>
-          <w:b w:val="0"/>
-          <w:sz w:val="22"/>
-        </w:rPr>
-        <w:t>(d) Datums</w:t>
+        <w:t xml:space="preserve">(c) Linux</w:t>
       </w:r>
     </w:p>
     <w:p>
-      <w:pPr>
-        <w:spacing w:after="0" w:before="40"/>
-      </w:pPr>
       <w:r>
-        <w:rPr>
-          <w:b/>
-          <w:sz w:val="22"/>
-        </w:rPr>
-        <w:t>Answer: b</w:t>
+        <w:t xml:space="preserve">(d) Android</w:t>
       </w:r>
     </w:p>
     <w:p>
-      <w:pPr>
-        <w:spacing w:after="0" w:before="0"/>
-      </w:pPr>
       <w:r>
-        <w:rPr>
-          <w:b w:val="0"/>
-          <w:sz w:val="21"/>
-        </w:rPr>
-        <w:t>Solution: The plural of datum is data.</w:t>
+        <w:t xml:space="preserve">Answer: a</w:t>
       </w:r>
     </w:p>
     <w:p>
-      <w:pPr>
-        <w:spacing w:after="0" w:before="0"/>
-      </w:pPr>
       <w:r>
-        <w:rPr>
-          <w:b w:val="0"/>
-          <w:sz w:val="20"/>
-        </w:rPr>
-        <w:t>Positive Marks: 1</w:t>
+        <w:t xml:space="preserve">Solution: MS Word is application software. Windows, Linux, and Android are operating systems.</w:t>
       </w:r>
     </w:p>
     <w:p>
-      <w:pPr>
-        <w:spacing w:after="160" w:before="0"/>
-      </w:pPr>
       <w:r>
-        <w:rPr>
-          <w:b w:val="0"/>
-          <w:sz w:val="20"/>
-        </w:rPr>
-        <w:t>Negative Marks: 0.25</w:t>
+        <w:t xml:space="preserve">Positive Marks: 1</w:t>
       </w:r>
     </w:p>
     <w:p>
-      <w:pPr>
-        <w:spacing w:after="20" w:before="120"/>
-      </w:pPr>
       <w:r>
-        <w:rPr>
-          <w:b/>
-          <w:sz w:val="22"/>
-        </w:rPr>
-        <w:t>Question: Which Indian was appointed as the Managing Director of the World Bank (2023-24)?</w:t>
+        <w:t xml:space="preserve">Negative Marks: 0.25</w:t>
       </w:r>
     </w:p>
     <w:p>
-      <w:pPr>
-        <w:spacing w:after="0" w:before="0"/>
-      </w:pPr>
       <w:r>
-        <w:rPr>
-          <w:b w:val="0"/>
-          <w:sz w:val="22"/>
-        </w:rPr>
-        <w:t>(a) K.V. Kamath</w:t>
+        <w:t xml:space="preserve"/>
       </w:r>
     </w:p>
     <w:p>
-      <w:pPr>
-        <w:spacing w:after="0" w:before="0"/>
-      </w:pPr>
       <w:r>
-        <w:rPr>
-          <w:b w:val="0"/>
-          <w:sz w:val="22"/>
-        </w:rPr>
-        <w:t>(b) Nirmala Sitharaman</w:t>
+        <w:t xml:space="preserve">Question: The "Chauri Chaura incident" led to the withdrawal of which movement?</w:t>
       </w:r>
     </w:p>
     <w:p>
-      <w:pPr>
-        <w:spacing w:after="0" w:before="0"/>
-      </w:pPr>
       <w:r>
-        <w:rPr>
-          <w:b w:val="0"/>
-          <w:sz w:val="22"/>
-        </w:rPr>
-        <w:t>(c) Raghuram Rajan</w:t>
+        <w:t xml:space="preserve">(a) Non-Cooperation Movement</w:t>
       </w:r>
     </w:p>
     <w:p>
-      <w:pPr>
-        <w:spacing w:after="0" w:before="0"/>
-      </w:pPr>
       <w:r>
-        <w:rPr>
-          <w:b w:val="0"/>
-          <w:sz w:val="22"/>
-        </w:rPr>
-        <w:t>(d) Ajay Banga</w:t>
+        <w:t xml:space="preserve">(b) Quit India Movement</w:t>
       </w:r>
     </w:p>
     <w:p>
-      <w:pPr>
-        <w:spacing w:after="0" w:before="40"/>
-      </w:pPr>
       <w:r>
-        <w:rPr>
-          <w:b/>
-          <w:sz w:val="22"/>
-        </w:rPr>
-        <w:t>Answer: d</w:t>
+        <w:t xml:space="preserve">(c) Civil Disobedience Movement</w:t>
       </w:r>
     </w:p>
     <w:p>
-      <w:pPr>
-        <w:spacing w:after="0" w:before="0"/>
-      </w:pPr>
       <w:r>
-        <w:rPr>
-          <w:b w:val="0"/>
-          <w:sz w:val="21"/>
-        </w:rPr>
-        <w:t>Solution: Ajay Banga took over as President of the World Bank in June 2023.</w:t>
+        <w:t xml:space="preserve">(d) Swadeshi Movement</w:t>
       </w:r>
     </w:p>
     <w:p>
-      <w:pPr>
-        <w:spacing w:after="0" w:before="0"/>
-      </w:pPr>
       <w:r>
-        <w:rPr>
-          <w:b w:val="0"/>
-          <w:sz w:val="20"/>
-        </w:rPr>
-        <w:t>Positive Marks: 1</w:t>
+        <w:t xml:space="preserve">Answer: a</w:t>
       </w:r>
     </w:p>
     <w:p>
-      <w:pPr>
-        <w:spacing w:after="160" w:before="0"/>
-      </w:pPr>
       <w:r>
-        <w:rPr>
-          <w:b w:val="0"/>
-          <w:sz w:val="20"/>
-        </w:rPr>
-        <w:t>Negative Marks: 0.25</w:t>
+        <w:t xml:space="preserve">Solution: The Chauri Chaura incident (1922) — violence during the Non-Cooperation Movement — led Gandhi to call off the movement.</w:t>
       </w:r>
     </w:p>
     <w:p>
-      <w:pPr>
-        <w:spacing w:after="20" w:before="120"/>
-      </w:pPr>
       <w:r>
-        <w:rPr>
-          <w:b/>
-          <w:sz w:val="22"/>
-        </w:rPr>
-        <w:t>Question: Who currently holds the position of Vice President of India?</w:t>
+        <w:t xml:space="preserve">Positive Marks: 1</w:t>
       </w:r>
     </w:p>
     <w:p>
-      <w:pPr>
-        <w:spacing w:after="0" w:before="0"/>
-      </w:pPr>
       <w:r>
-        <w:rPr>
-          <w:b w:val="0"/>
-          <w:sz w:val="22"/>
-        </w:rPr>
-        <w:t>(a) Deepak Kumar</w:t>
+        <w:t xml:space="preserve">Negative Marks: 0.25</w:t>
       </w:r>
     </w:p>
     <w:p>
-      <w:pPr>
-        <w:spacing w:after="0" w:before="0"/>
-      </w:pPr>
       <w:r>
-        <w:rPr>
-          <w:b w:val="0"/>
-          <w:sz w:val="22"/>
-        </w:rPr>
-        <w:t>(b) NV Ramanand</w:t>
+        <w:t xml:space="preserve"/>
       </w:r>
     </w:p>
     <w:p>
-      <w:pPr>
-        <w:spacing w:after="0" w:before="0"/>
-      </w:pPr>
       <w:r>
-        <w:rPr>
-          <w:b w:val="0"/>
-          <w:sz w:val="22"/>
-        </w:rPr>
-        <w:t>(c) Jagdish Dhankar</w:t>
+        <w:t xml:space="preserve">Question: A tap A fills a tank in 3 hours and tap B in 6 hours. Both together fill the tank in:</w:t>
       </w:r>
     </w:p>
     <w:p>
-      <w:pPr>
-        <w:spacing w:after="0" w:before="0"/>
-      </w:pPr>
       <w:r>
-        <w:rPr>
-          <w:b w:val="0"/>
-          <w:sz w:val="22"/>
-        </w:rPr>
-        <w:t>(d) Vankayanaydu</w:t>
+        <w:t xml:space="preserve">(a) 2 hours</w:t>
       </w:r>
     </w:p>
     <w:p>
-      <w:pPr>
-        <w:spacing w:after="0" w:before="40"/>
-      </w:pPr>
       <w:r>
-        <w:rPr>
-          <w:b/>
-          <w:sz w:val="22"/>
-        </w:rPr>
-        <w:t>Answer: c</w:t>
+        <w:t xml:space="preserve">(b) 3 hours</w:t>
       </w:r>
     </w:p>
     <w:p>
-      <w:pPr>
-        <w:spacing w:after="0" w:before="0"/>
-      </w:pPr>
       <w:r>
-        <w:rPr>
-          <w:b w:val="0"/>
-          <w:sz w:val="21"/>
-        </w:rPr>
-        <w:t>Solution: The current Vice President of India is Jagdish Dhankar. He assumed office on 8th November 2022. As Vice President, he serves as the second-highest constitutional office in the country and also serves as the Chairman of the Rajya Sabha, the upper house of the Parliament of India.</w:t>
+        <w:t xml:space="preserve">(c) 4 hours</w:t>
       </w:r>
     </w:p>
     <w:p>
-      <w:pPr>
-        <w:spacing w:after="0" w:before="0"/>
-      </w:pPr>
       <w:r>
-        <w:rPr>
-          <w:b w:val="0"/>
-          <w:sz w:val="20"/>
-        </w:rPr>
-        <w:t>Positive Marks: 1</w:t>
+        <w:t xml:space="preserve">(d) 4.5 hours</w:t>
       </w:r>
     </w:p>
     <w:p>
-      <w:pPr>
-        <w:spacing w:after="160" w:before="0"/>
-      </w:pPr>
       <w:r>
-        <w:rPr>
-          <w:b w:val="0"/>
-          <w:sz w:val="20"/>
-        </w:rPr>
-        <w:t>Negative Marks: 0.25</w:t>
+        <w:t xml:space="preserve">Answer: a</w:t>
       </w:r>
     </w:p>
     <w:p>
-      <w:pPr>
-        <w:spacing w:after="20" w:before="120"/>
-      </w:pPr>
       <w:r>
-        <w:rPr>
-          <w:b/>
-          <w:sz w:val="22"/>
-        </w:rPr>
-        <w:t>Question: Find the odd one out: 3, 5, 11, 14, 17</w:t>
+        <w:t xml:space="preserve">Solution: A fills 1/3 per hour, B fills 1/6 per hour. Together: 1/3 + 1/6 = 1/2 per hour → 2 hours.</w:t>
       </w:r>
     </w:p>
     <w:p>
-      <w:pPr>
-        <w:spacing w:after="0" w:before="0"/>
-      </w:pPr>
       <w:r>
-        <w:rPr>
-          <w:b w:val="0"/>
-          <w:sz w:val="22"/>
-        </w:rPr>
-        <w:t>(a) 11</w:t>
+        <w:t xml:space="preserve">Positive Marks: 1</w:t>
       </w:r>
     </w:p>
     <w:p>
-      <w:pPr>
-        <w:spacing w:after="0" w:before="0"/>
-      </w:pPr>
       <w:r>
-        <w:rPr>
-          <w:b w:val="0"/>
-          <w:sz w:val="22"/>
-        </w:rPr>
-        <w:t>(b) 3</w:t>
+        <w:t xml:space="preserve">Negative Marks: 0.25</w:t>
       </w:r>
     </w:p>
     <w:p>
-      <w:pPr>
-        <w:spacing w:after="0" w:before="0"/>
-      </w:pPr>
       <w:r>
-        <w:rPr>
-          <w:b w:val="0"/>
-          <w:sz w:val="22"/>
-        </w:rPr>
-        <w:t>(c) 14</w:t>
+        <w:t xml:space="preserve"/>
       </w:r>
     </w:p>
     <w:p>
-      <w:pPr>
-        <w:spacing w:after="0" w:before="0"/>
-      </w:pPr>
       <w:r>
-        <w:rPr>
-          <w:b w:val="0"/>
-          <w:sz w:val="22"/>
-        </w:rPr>
-        <w:t>(d) 5</w:t>
+        <w:t xml:space="preserve">Question: The "recycle bin" in Windows stores:</w:t>
       </w:r>
     </w:p>
     <w:p>
-      <w:pPr>
-        <w:spacing w:after="0" w:before="40"/>
-      </w:pPr>
       <w:r>
-        <w:rPr>
-          <w:b/>
-          <w:sz w:val="22"/>
-        </w:rPr>
-        <w:t>Answer: c</w:t>
+        <w:t xml:space="preserve">(a) Deleted files temporarily</w:t>
       </w:r>
     </w:p>
     <w:p>
-      <w:pPr>
-        <w:spacing w:after="0" w:before="0"/>
-      </w:pPr>
       <w:r>
-        <w:rPr>
-          <w:b w:val="0"/>
-          <w:sz w:val="21"/>
-        </w:rPr>
-        <w:t>Solution: 14 is even; all the other numbers are odd primes.</w:t>
+        <w:t xml:space="preserve">(b) Installed programs</w:t>
       </w:r>
     </w:p>
     <w:p>
-      <w:pPr>
-        <w:spacing w:after="0" w:before="0"/>
-      </w:pPr>
       <w:r>
-        <w:rPr>
-          <w:b w:val="0"/>
-          <w:sz w:val="20"/>
-        </w:rPr>
-        <w:t>Positive Marks: 1</w:t>
+        <w:t xml:space="preserve">(c) System files</w:t>
       </w:r>
     </w:p>
     <w:p>
-      <w:pPr>
-        <w:spacing w:after="160" w:before="0"/>
-      </w:pPr>
       <w:r>
-        <w:rPr>
-          <w:b w:val="0"/>
-          <w:sz w:val="20"/>
-        </w:rPr>
-        <w:t>Negative Marks: 0.25</w:t>
+        <w:t xml:space="preserve">(d) Print jobs</w:t>
       </w:r>
     </w:p>
     <w:p>
-      <w:pPr>
-        <w:spacing w:after="20" w:before="120"/>
-      </w:pPr>
       <w:r>
-        <w:rPr>
-          <w:b/>
-          <w:sz w:val="22"/>
-        </w:rPr>
-        <w:t>Question: India : Rupee :: Japan : ?</w:t>
+        <w:t xml:space="preserve">Answer: a</w:t>
       </w:r>
     </w:p>
     <w:p>
-      <w:pPr>
-        <w:spacing w:after="0" w:before="0"/>
-      </w:pPr>
       <w:r>
-        <w:rPr>
-          <w:b w:val="0"/>
-          <w:sz w:val="22"/>
-        </w:rPr>
-        <w:t>(a) Yuan</w:t>
+        <w:t xml:space="preserve">Solution: The Recycle Bin temporarily stores deleted files — allowing recovery before permanent deletion.</w:t>
       </w:r>
     </w:p>
     <w:p>
-      <w:pPr>
-        <w:spacing w:after="0" w:before="0"/>
-      </w:pPr>
       <w:r>
-        <w:rPr>
-          <w:b w:val="0"/>
-          <w:sz w:val="22"/>
-        </w:rPr>
-        <w:t>(b) Won</w:t>
+        <w:t xml:space="preserve">Positive Marks: 1</w:t>
       </w:r>
     </w:p>
     <w:p>
-      <w:pPr>
-        <w:spacing w:after="0" w:before="0"/>
-      </w:pPr>
       <w:r>
-        <w:rPr>
-          <w:b w:val="0"/>
-          <w:sz w:val="22"/>
-        </w:rPr>
-        <w:t>(c) Yen</w:t>
+        <w:t xml:space="preserve">Negative Marks: 0.25</w:t>
       </w:r>
     </w:p>
     <w:p>
-      <w:pPr>
-        <w:spacing w:after="0" w:before="0"/>
-      </w:pPr>
       <w:r>
-        <w:rPr>
-          <w:b w:val="0"/>
-          <w:sz w:val="22"/>
-        </w:rPr>
-        <w:t>(d) Ringgit</w:t>
+        <w:t xml:space="preserve"/>
       </w:r>
     </w:p>
     <w:p>
-      <w:pPr>
-        <w:spacing w:after="0" w:before="40"/>
-      </w:pPr>
       <w:r>
-        <w:rPr>
-          <w:b/>
-          <w:sz w:val="22"/>
-        </w:rPr>
-        <w:t>Answer: c</w:t>
+        <w:t xml:space="preserve">Question: The "Chilika Lake" is located in which state?</w:t>
       </w:r>
     </w:p>
     <w:p>
-      <w:pPr>
-        <w:spacing w:after="0" w:before="0"/>
-      </w:pPr>
       <w:r>
-        <w:rPr>
-          <w:b w:val="0"/>
-          <w:sz w:val="21"/>
-        </w:rPr>
-        <w:t>Solution: The currency of India is the rupee; the currency of Japan is the yen.</w:t>
+        <w:t xml:space="preserve">(a) Odisha</w:t>
       </w:r>
     </w:p>
     <w:p>
-      <w:pPr>
-        <w:spacing w:after="0" w:before="0"/>
-      </w:pPr>
       <w:r>
-        <w:rPr>
-          <w:b w:val="0"/>
-          <w:sz w:val="20"/>
-        </w:rPr>
-        <w:t>Positive Marks: 1</w:t>
+        <w:t xml:space="preserve">(b) Andhra Pradesh</w:t>
       </w:r>
     </w:p>
     <w:p>
-      <w:pPr>
-        <w:spacing w:after="160" w:before="0"/>
-      </w:pPr>
       <w:r>
-        <w:rPr>
-          <w:b w:val="0"/>
-          <w:sz w:val="20"/>
-        </w:rPr>
-        <w:t>Negative Marks: 0.25</w:t>
+        <w:t xml:space="preserve">(c) Tamil Nadu</w:t>
       </w:r>
     </w:p>
     <w:p>
-      <w:pPr>
-        <w:spacing w:after="20" w:before="120"/>
-      </w:pPr>
       <w:r>
-        <w:rPr>
-          <w:b/>
-          <w:sz w:val="22"/>
-        </w:rPr>
-        <w:t>Question: If A = 1, B = 2, C = 3 … Z = 26, what is the code for 'NURSE'?</w:t>
+        <w:t xml:space="preserve">(d) West Bengal</w:t>
       </w:r>
     </w:p>
     <w:p>
-      <w:pPr>
-        <w:spacing w:after="0" w:before="0"/>
-      </w:pPr>
       <w:r>
-        <w:rPr>
-          <w:b w:val="0"/>
-          <w:sz w:val="22"/>
-        </w:rPr>
-        <w:t>(a) 77</w:t>
+        <w:t xml:space="preserve">Answer: a</w:t>
       </w:r>
     </w:p>
     <w:p>
-      <w:pPr>
-        <w:spacing w:after="0" w:before="0"/>
-      </w:pPr>
       <w:r>
-        <w:rPr>
-          <w:b w:val="0"/>
-          <w:sz w:val="22"/>
-        </w:rPr>
-        <w:t>(b) 79</w:t>
+        <w:t xml:space="preserve">Solution: Chilika Lake is the largest coastal lagoon of India, located in Odisha — a Ramsar site and home to migratory birds.</w:t>
       </w:r>
     </w:p>
     <w:p>
-      <w:pPr>
-        <w:spacing w:after="0" w:before="0"/>
-      </w:pPr>
       <w:r>
-        <w:rPr>
-          <w:b w:val="0"/>
-          <w:sz w:val="22"/>
-        </w:rPr>
-        <w:t>(c) 73</w:t>
+        <w:t xml:space="preserve">Positive Marks: 1</w:t>
       </w:r>
     </w:p>
     <w:p>
-      <w:pPr>
-        <w:spacing w:after="0" w:before="0"/>
-      </w:pPr>
       <w:r>
-        <w:rPr>
-          <w:b w:val="0"/>
-          <w:sz w:val="22"/>
-        </w:rPr>
-        <w:t>(d) 75</w:t>
+        <w:t xml:space="preserve">Negative Marks: 0.25</w:t>
       </w:r>
     </w:p>
     <w:p>
-      <w:pPr>
-        <w:spacing w:after="0" w:before="40"/>
-      </w:pPr>
       <w:r>
-        <w:rPr>
-          <w:b/>
-          <w:sz w:val="22"/>
-        </w:rPr>
-        <w:t>Answer: a</w:t>
+        <w:t xml:space="preserve"/>
       </w:r>
     </w:p>
     <w:p>
-      <w:pPr>
-        <w:spacing w:after="0" w:before="0"/>
-      </w:pPr>
       <w:r>
-        <w:rPr>
-          <w:b w:val="0"/>
-          <w:sz w:val="21"/>
-        </w:rPr>
-        <w:t>Solution: N(14) + U(21) + R(18) + S(19) + E(5) = 77.</w:t>
+        <w:t xml:space="preserve">Question: The value of 2⁵ (2 raised to 5) is:</w:t>
       </w:r>
     </w:p>
     <w:p>
-      <w:pPr>
-        <w:spacing w:after="0" w:before="0"/>
-      </w:pPr>
       <w:r>
-        <w:rPr>
-          <w:b w:val="0"/>
-          <w:sz w:val="20"/>
-        </w:rPr>
-        <w:t>Positive Marks: 1</w:t>
+        <w:t xml:space="preserve">(a) 16</w:t>
       </w:r>
     </w:p>
     <w:p>
-      <w:pPr>
-        <w:spacing w:after="160" w:before="0"/>
-      </w:pPr>
       <w:r>
-        <w:rPr>
-          <w:b w:val="0"/>
-          <w:sz w:val="20"/>
-        </w:rPr>
-        <w:t>Negative Marks: 0.25</w:t>
+        <w:t xml:space="preserve">(b) 25</w:t>
       </w:r>
     </w:p>
     <w:p>
-      <w:pPr>
-        <w:spacing w:after="20" w:before="120"/>
-      </w:pPr>
       <w:r>
-        <w:rPr>
-          <w:b/>
-          <w:sz w:val="22"/>
-        </w:rPr>
-        <w:t>Question: Who wrote the book 'Discovery of India'?</w:t>
+        <w:t xml:space="preserve">(c) 32</w:t>
       </w:r>
     </w:p>
     <w:p>
-      <w:pPr>
-        <w:spacing w:after="0" w:before="0"/>
-      </w:pPr>
       <w:r>
-        <w:rPr>
-          <w:b w:val="0"/>
-          <w:sz w:val="22"/>
-        </w:rPr>
-        <w:t>(a) Sardar Patel</w:t>
+        <w:t xml:space="preserve">(d) 64</w:t>
       </w:r>
     </w:p>
     <w:p>
-      <w:pPr>
-        <w:spacing w:after="0" w:before="0"/>
-      </w:pPr>
       <w:r>
-        <w:rPr>
-          <w:b w:val="0"/>
-          <w:sz w:val="22"/>
-        </w:rPr>
-        <w:t>(b) Jawaharlal Nehru</w:t>
+        <w:t xml:space="preserve">Answer: c</w:t>
       </w:r>
     </w:p>
     <w:p>
-      <w:pPr>
-        <w:spacing w:after="0" w:before="0"/>
-      </w:pPr>
       <w:r>
-        <w:rPr>
-          <w:b w:val="0"/>
-          <w:sz w:val="22"/>
-        </w:rPr>
-        <w:t>(c) B.R. Ambedkar</w:t>
+        <w:t xml:space="preserve">Solution: 2⁵ = 2 × 2 × 2 × 2 × 2 = 32.</w:t>
       </w:r>
     </w:p>
     <w:p>
-      <w:pPr>
-        <w:spacing w:after="0" w:before="0"/>
-      </w:pPr>
       <w:r>
-        <w:rPr>
-          <w:b w:val="0"/>
-          <w:sz w:val="22"/>
-        </w:rPr>
-        <w:t>(d) Mahatma Gandhi</w:t>
+        <w:t xml:space="preserve">Positive Marks: 1</w:t>
       </w:r>
     </w:p>
     <w:p>
-      <w:pPr>
-        <w:spacing w:after="0" w:before="40"/>
-      </w:pPr>
       <w:r>
-        <w:rPr>
-          <w:b/>
-          <w:sz w:val="22"/>
-        </w:rPr>
-        <w:t>Answer: b</w:t>
+        <w:t xml:space="preserve">Negative Marks: 0.25</w:t>
       </w:r>
     </w:p>
     <w:p>
-      <w:pPr>
-        <w:spacing w:after="0" w:before="0"/>
-      </w:pPr>
       <w:r>
-        <w:rPr>
-          <w:b w:val="0"/>
-          <w:sz w:val="21"/>
-        </w:rPr>
-        <w:t>Solution: 'The Discovery of India' was written by Jawaharlal Nehru during his imprisonment (1942-46).</w:t>
+        <w:t xml:space="preserve"/>
       </w:r>
     </w:p>
     <w:p>
-      <w:pPr>
-        <w:spacing w:after="0" w:before="0"/>
-      </w:pPr>
       <w:r>
-        <w:rPr>
-          <w:b w:val="0"/>
-          <w:sz w:val="20"/>
-        </w:rPr>
-        <w:t>Positive Marks: 1</w:t>
+        <w:t xml:space="preserve">Question: In MS Excel, which function finds the largest value in a range?</w:t>
       </w:r>
     </w:p>
     <w:p>
-      <w:pPr>
-        <w:spacing w:after="160" w:before="0"/>
-      </w:pPr>
       <w:r>
-        <w:rPr>
-          <w:b w:val="0"/>
-          <w:sz w:val="20"/>
-        </w:rPr>
-        <w:t>Negative Marks: 0.25</w:t>
+        <w:t xml:space="preserve">(a) =MAX(A1:A10)</w:t>
       </w:r>
     </w:p>
     <w:p>
-      <w:pPr>
-        <w:spacing w:after="20" w:before="120"/>
-      </w:pPr>
       <w:r>
-        <w:rPr>
-          <w:b/>
-          <w:sz w:val="22"/>
-        </w:rPr>
-        <w:t>Question: Find the next number in the series: 120, 60, 20, 5, ?</w:t>
+        <w:t xml:space="preserve">(b) =MIN(A1:A10)</w:t>
       </w:r>
     </w:p>
     <w:p>
-      <w:pPr>
-        <w:spacing w:after="0" w:before="0"/>
-      </w:pPr>
       <w:r>
-        <w:rPr>
-          <w:b w:val="0"/>
-          <w:sz w:val="22"/>
-        </w:rPr>
-        <w:t>(a) 1</w:t>
+        <w:t xml:space="preserve">(c) =SUM(A1:A10)</w:t>
       </w:r>
     </w:p>
     <w:p>
-      <w:pPr>
-        <w:spacing w:after="0" w:before="0"/>
-      </w:pPr>
       <w:r>
-        <w:rPr>
-          <w:b w:val="0"/>
-          <w:sz w:val="22"/>
-        </w:rPr>
-        <w:t>(b) 2</w:t>
+        <w:t xml:space="preserve">(d) =AVERAGE(A1:A10)</w:t>
       </w:r>
     </w:p>
     <w:p>
-      <w:pPr>
-        <w:spacing w:after="0" w:before="0"/>
-      </w:pPr>
       <w:r>
-        <w:rPr>
-          <w:b w:val="0"/>
-          <w:sz w:val="22"/>
-        </w:rPr>
-        <w:t>(c) 0</w:t>
+        <w:t xml:space="preserve">Answer: a</w:t>
       </w:r>
     </w:p>
     <w:p>
-      <w:pPr>
-        <w:spacing w:after="0" w:before="0"/>
-      </w:pPr>
       <w:r>
-        <w:rPr>
-          <w:b w:val="0"/>
-          <w:sz w:val="22"/>
-        </w:rPr>
-        <w:t>(d) 4</w:t>
+        <w:t xml:space="preserve">Solution: MAX returns the largest value; MIN the smallest; SUM adds; AVERAGE finds the mean.</w:t>
       </w:r>
     </w:p>
     <w:p>
-      <w:pPr>
-        <w:spacing w:after="0" w:before="40"/>
-      </w:pPr>
       <w:r>
-        <w:rPr>
-          <w:b/>
-          <w:sz w:val="22"/>
-        </w:rPr>
-        <w:t>Answer: a</w:t>
+        <w:t xml:space="preserve">Positive Marks: 1</w:t>
       </w:r>
     </w:p>
     <w:p>
-      <w:pPr>
-        <w:spacing w:after="0" w:before="0"/>
-      </w:pPr>
       <w:r>
-        <w:rPr>
-          <w:b w:val="0"/>
-          <w:sz w:val="21"/>
-        </w:rPr>
-        <w:t>Solution: The divisors increase: ÷2, ÷3, ÷4, so next is ÷5: 5 ÷ 5 = 1.</w:t>
+        <w:t xml:space="preserve">Negative Marks: 0.25</w:t>
       </w:r>
     </w:p>
     <w:p>
-      <w:pPr>
-        <w:spacing w:after="0" w:before="0"/>
-      </w:pPr>
       <w:r>
-        <w:rPr>
-          <w:b w:val="0"/>
-          <w:sz w:val="20"/>
-        </w:rPr>
-        <w:t>Positive Marks: 1</w:t>
+        <w:t xml:space="preserve"/>
       </w:r>
     </w:p>
     <w:p>
-      <w:pPr>
-        <w:spacing w:after="160" w:before="0"/>
-      </w:pPr>
       <w:r>
-        <w:rPr>
-          <w:b w:val="0"/>
-          <w:sz w:val="20"/>
-        </w:rPr>
-        <w:t>Negative Marks: 0.25</w:t>
+        <w:t xml:space="preserve">Question: The "National Games of India" are held:</w:t>
       </w:r>
     </w:p>
     <w:p>
-      <w:pPr>
-        <w:spacing w:after="20" w:before="120"/>
-      </w:pPr>
       <w:r>
-        <w:rPr>
-          <w:b/>
-          <w:sz w:val="22"/>
-        </w:rPr>
-        <w:t>Question: In a certain code, 'NORCET' is written as 'OPSDFU'. How is 'EXAM' written in that code?</w:t>
+        <w:t xml:space="preserve">(a) Every two years</w:t>
       </w:r>
     </w:p>
     <w:p>
-      <w:pPr>
-        <w:spacing w:after="0" w:before="0"/>
-      </w:pPr>
       <w:r>
-        <w:rPr>
-          <w:b w:val="0"/>
-          <w:sz w:val="22"/>
-        </w:rPr>
-        <w:t>(a) FYBN</w:t>
+        <w:t xml:space="preserve">(b) Every year</w:t>
       </w:r>
     </w:p>
     <w:p>
-      <w:pPr>
-        <w:spacing w:after="0" w:before="0"/>
-      </w:pPr>
       <w:r>
-        <w:rPr>
-          <w:b w:val="0"/>
-          <w:sz w:val="22"/>
-        </w:rPr>
-        <w:t>(b) FYBM</w:t>
+        <w:t xml:space="preserve">(c) Every five years</w:t>
       </w:r>
     </w:p>
     <w:p>
-      <w:pPr>
-        <w:spacing w:after="0" w:before="0"/>
-      </w:pPr>
       <w:r>
-        <w:rPr>
-          <w:b w:val="0"/>
-          <w:sz w:val="22"/>
-        </w:rPr>
-        <w:t>(c) FXBN</w:t>
+        <w:t xml:space="preserve">(d) Only once</w:t>
       </w:r>
     </w:p>
     <w:p>
-      <w:pPr>
-        <w:spacing w:after="0" w:before="0"/>
-      </w:pPr>
       <w:r>
-        <w:rPr>
-          <w:b w:val="0"/>
-          <w:sz w:val="22"/>
-        </w:rPr>
-        <w:t>(d) GYBN</w:t>
+        <w:t xml:space="preserve">Answer: a</w:t>
       </w:r>
     </w:p>
     <w:p>
-      <w:pPr>
-        <w:spacing w:after="0" w:before="40"/>
-      </w:pPr>
       <w:r>
-        <w:rPr>
-          <w:b/>
-          <w:sz w:val="22"/>
-        </w:rPr>
-        <w:t>Answer: a</w:t>
+        <w:t xml:space="preserve">Solution: The National Games of India are held every two years — bringing athletes from all states to compete across disciplines.</w:t>
       </w:r>
     </w:p>
     <w:p>
-      <w:pPr>
-        <w:spacing w:after="0" w:before="0"/>
-      </w:pPr>
       <w:r>
-        <w:rPr>
-          <w:b w:val="0"/>
-          <w:sz w:val="21"/>
-        </w:rPr>
-        <w:t>Solution: Each letter is replaced by the next letter (+1): EXAM → FYBN.</w:t>
+        <w:t xml:space="preserve">Positive Marks: 1</w:t>
       </w:r>
     </w:p>
     <w:p>
-      <w:pPr>
-        <w:spacing w:after="0" w:before="0"/>
-      </w:pPr>
       <w:r>
-        <w:rPr>
-          <w:b w:val="0"/>
-          <w:sz w:val="20"/>
-        </w:rPr>
-        <w:t>Positive Marks: 1</w:t>
+        <w:t xml:space="preserve">Negative Marks: 0.25</w:t>
       </w:r>
     </w:p>
     <w:p>
-      <w:pPr>
-        <w:spacing w:after="160" w:before="0"/>
-      </w:pPr>
       <w:r>
-        <w:rPr>
-          <w:b w:val="0"/>
-          <w:sz w:val="20"/>
-        </w:rPr>
-        <w:t>Negative Marks: 0.25</w:t>
+        <w:t xml:space="preserve"/>
       </w:r>
     </w:p>
     <w:p>
-      <w:pPr>
-        <w:spacing w:after="20" w:before="120"/>
-      </w:pPr>
       <w:r>
-        <w:rPr>
-          <w:b/>
-          <w:sz w:val="22"/>
-        </w:rPr>
-        <w:t>Question: The first Indian to go into space was:</w:t>
+        <w:t xml:space="preserve">Question: Find the next number: 2, 3, 5, 8, 13, 21, ?</w:t>
       </w:r>
     </w:p>
     <w:p>
-      <w:pPr>
-        <w:spacing w:after="0" w:before="0"/>
-      </w:pPr>
       <w:r>
-        <w:rPr>
-          <w:b w:val="0"/>
-          <w:sz w:val="22"/>
-        </w:rPr>
-        <w:t>(a) Vikram Sarabhai</w:t>
+        <w:t xml:space="preserve">(a) 30</w:t>
       </w:r>
     </w:p>
     <w:p>
-      <w:pPr>
-        <w:spacing w:after="0" w:before="0"/>
-      </w:pPr>
       <w:r>
-        <w:rPr>
-          <w:b w:val="0"/>
-          <w:sz w:val="22"/>
-        </w:rPr>
-        <w:t>(b) Rakesh Sharma</w:t>
+        <w:t xml:space="preserve">(b) 32</w:t>
       </w:r>
     </w:p>
     <w:p>
-      <w:pPr>
-        <w:spacing w:after="0" w:before="0"/>
-      </w:pPr>
       <w:r>
-        <w:rPr>
-          <w:b w:val="0"/>
-          <w:sz w:val="22"/>
-        </w:rPr>
-        <w:t>(c) Sunita Williams</w:t>
+        <w:t xml:space="preserve">(c) 34</w:t>
       </w:r>
     </w:p>
     <w:p>
-      <w:pPr>
-        <w:spacing w:after="0" w:before="0"/>
-      </w:pPr>
       <w:r>
-        <w:rPr>
-          <w:b w:val="0"/>
-          <w:sz w:val="22"/>
-        </w:rPr>
-        <w:t>(d) Kalpana Chawla</w:t>
+        <w:t xml:space="preserve">(d) 36</w:t>
       </w:r>
     </w:p>
     <w:p>
-      <w:pPr>
-        <w:spacing w:after="0" w:before="40"/>
-      </w:pPr>
       <w:r>
-        <w:rPr>
-          <w:b/>
-          <w:sz w:val="22"/>
-        </w:rPr>
-        <w:t>Answer: b</w:t>
+        <w:t xml:space="preserve">Answer: c</w:t>
       </w:r>
     </w:p>
     <w:p>
-      <w:pPr>
-        <w:spacing w:after="0" w:before="0"/>
-      </w:pPr>
       <w:r>
-        <w:rPr>
-          <w:b w:val="0"/>
-          <w:sz w:val="21"/>
-        </w:rPr>
-        <w:t>Solution: Rakesh Sharma travelled to space aboard Soyuz T-11 in 1984; Kalpana Chawla was the first Indian woman in space.</w:t>
+        <w:t xml:space="preserve">Solution: Fibonacci sequence — each term is the sum of the previous two: 13 + 21 = 34.</w:t>
       </w:r>
     </w:p>
     <w:p>
-      <w:pPr>
-        <w:spacing w:after="0" w:before="0"/>
-      </w:pPr>
       <w:r>
-        <w:rPr>
-          <w:b w:val="0"/>
-          <w:sz w:val="20"/>
-        </w:rPr>
-        <w:t>Positive Marks: 1</w:t>
+        <w:t xml:space="preserve">Positive Marks: 1</w:t>
       </w:r>
     </w:p>
     <w:p>
-      <w:pPr>
-        <w:spacing w:after="160" w:before="0"/>
-      </w:pPr>
       <w:r>
-        <w:rPr>
-          <w:b w:val="0"/>
-          <w:sz w:val="20"/>
-        </w:rPr>
-        <w:t>Negative Marks: 0.25</w:t>
+        <w:t xml:space="preserve">Negative Marks: 0.25</w:t>
       </w:r>
     </w:p>
     <w:p>
-      <w:pPr>
-        <w:spacing w:after="20" w:before="120"/>
-      </w:pPr>
       <w:r>
-        <w:rPr>
-          <w:b/>
-          <w:sz w:val="22"/>
-        </w:rPr>
-        <w:t>Question: The hardest natural substance known is:</w:t>
+        <w:t xml:space="preserve">Question: The volume of a cuboid with length 8 cm, breadth 5 cm, and height 3 cm is:</w:t>
       </w:r>
     </w:p>
     <w:p>
-      <w:pPr>
-        <w:spacing w:after="0" w:before="0"/>
-      </w:pPr>
       <w:r>
-        <w:rPr>
-          <w:b w:val="0"/>
-          <w:sz w:val="22"/>
-        </w:rPr>
-        <w:t>(a) Iron</w:t>
+        <w:t xml:space="preserve">(a) 120 cu cm</w:t>
       </w:r>
     </w:p>
     <w:p>
-      <w:pPr>
-        <w:spacing w:after="0" w:before="0"/>
-      </w:pPr>
       <w:r>
-        <w:rPr>
-          <w:b w:val="0"/>
-          <w:sz w:val="22"/>
-        </w:rPr>
-        <w:t>(b) Diamond</w:t>
+        <w:t xml:space="preserve">(b) 100 cu cm</w:t>
       </w:r>
     </w:p>
     <w:p>
-      <w:pPr>
-        <w:spacing w:after="0" w:before="0"/>
-      </w:pPr>
       <w:r>
-        <w:rPr>
-          <w:b w:val="0"/>
-          <w:sz w:val="22"/>
-        </w:rPr>
-        <w:t>(c) Gold</w:t>
+        <w:t xml:space="preserve">(c) 150 cu cm</w:t>
       </w:r>
     </w:p>
     <w:p>
-      <w:pPr>
-        <w:spacing w:after="0" w:before="0"/>
-      </w:pPr>
       <w:r>
-        <w:rPr>
-          <w:b w:val="0"/>
-          <w:sz w:val="22"/>
-        </w:rPr>
-        <w:t>(d) Quartz</w:t>
+        <w:t xml:space="preserve">(d) 160 cu cm</w:t>
       </w:r>
     </w:p>
     <w:p>
-      <w:pPr>
-        <w:spacing w:after="0" w:before="40"/>
-      </w:pPr>
       <w:r>
-        <w:rPr>
-          <w:b/>
-          <w:sz w:val="22"/>
-        </w:rPr>
-        <w:t>Answer: b</w:t>
+        <w:t xml:space="preserve">Answer: a</w:t>
       </w:r>
     </w:p>
     <w:p>
-      <w:pPr>
-        <w:spacing w:after="0" w:before="0"/>
-      </w:pPr>
       <w:r>
-        <w:rPr>
-          <w:b w:val="0"/>
-          <w:sz w:val="21"/>
-        </w:rPr>
-        <w:t>Solution: Diamond is the hardest naturally occurring substance (a crystalline form of carbon).</w:t>
+        <w:t xml:space="preserve">Solution: Volume = l × b × h = 8 × 5 × 3 = 120 cu cm.</w:t>
       </w:r>
     </w:p>
     <w:p>
-      <w:pPr>
-        <w:spacing w:after="0" w:before="0"/>
-      </w:pPr>
       <w:r>
-        <w:rPr>
-          <w:b w:val="0"/>
-          <w:sz w:val="20"/>
-        </w:rPr>
-        <w:t>Positive Marks: 1</w:t>
+        <w:t xml:space="preserve">Positive Marks: 1</w:t>
       </w:r>
     </w:p>
     <w:p>
-      <w:pPr>
-        <w:spacing w:after="160" w:before="0"/>
-      </w:pPr>
       <w:r>
-        <w:rPr>
-          <w:b w:val="0"/>
-          <w:sz w:val="20"/>
-        </w:rPr>
-        <w:t>Negative Marks: 0.25</w:t>
+        <w:t xml:space="preserve">Negative Marks: 0.25</w:t>
       </w:r>
     </w:p>
     <w:p>
-      <w:pPr>
-        <w:spacing w:after="20" w:before="120"/>
-      </w:pPr>
       <w:r>
-        <w:rPr>
-          <w:b/>
-          <w:sz w:val="22"/>
-        </w:rPr>
-        <w:t>Question: Which month has 29 days in a leap year?</w:t>
+        <w:t xml:space="preserve"/>
       </w:r>
     </w:p>
     <w:p>
-      <w:pPr>
-        <w:spacing w:after="0" w:before="0"/>
-      </w:pPr>
       <w:r>
-        <w:rPr>
-          <w:b w:val="0"/>
-          <w:sz w:val="22"/>
-        </w:rPr>
-        <w:t>(a) February</w:t>
+        <w:t xml:space="preserve">Question: The full form of "OTG" (in computers) is:</w:t>
       </w:r>
     </w:p>
     <w:p>
-      <w:pPr>
-        <w:spacing w:after="0" w:before="0"/>
-      </w:pPr>
       <w:r>
-        <w:rPr>
-          <w:b w:val="0"/>
-          <w:sz w:val="22"/>
-        </w:rPr>
-        <w:t>(b) April</w:t>
+        <w:t xml:space="preserve">(a) On-The-Go</w:t>
       </w:r>
     </w:p>
     <w:p>
-      <w:pPr>
-        <w:spacing w:after="0" w:before="0"/>
-      </w:pPr>
       <w:r>
-        <w:rPr>
-          <w:b w:val="0"/>
-          <w:sz w:val="22"/>
-        </w:rPr>
-        <w:t>(c) December</w:t>
+        <w:t xml:space="preserve">(b) On-The-Grid</w:t>
       </w:r>
     </w:p>
     <w:p>
-      <w:pPr>
-        <w:spacing w:after="0" w:before="0"/>
-      </w:pPr>
       <w:r>
-        <w:rPr>
-          <w:b w:val="0"/>
-          <w:sz w:val="22"/>
-        </w:rPr>
-        <w:t>(d) January</w:t>
+        <w:t xml:space="preserve">(c) Off-The-Ground</w:t>
       </w:r>
     </w:p>
     <w:p>
-      <w:pPr>
-        <w:spacing w:after="0" w:before="40"/>
-      </w:pPr>
       <w:r>
-        <w:rPr>
-          <w:b/>
-          <w:sz w:val="22"/>
-        </w:rPr>
-        <w:t>Answer: a</w:t>
+        <w:t xml:space="preserve">(d) Over-The-Gate</w:t>
       </w:r>
     </w:p>
     <w:p>
-      <w:pPr>
-        <w:spacing w:after="0" w:before="0"/>
-      </w:pPr>
       <w:r>
-        <w:rPr>
-          <w:b w:val="0"/>
-          <w:sz w:val="21"/>
-        </w:rPr>
-        <w:t>Solution: February has 29 days in a leap year (28 in a common year).</w:t>
+        <w:t xml:space="preserve">Answer: a</w:t>
       </w:r>
     </w:p>
     <w:p>
-      <w:pPr>
-        <w:spacing w:after="0" w:before="0"/>
-      </w:pPr>
       <w:r>
-        <w:rPr>
-          <w:b w:val="0"/>
-          <w:sz w:val="20"/>
-        </w:rPr>
-        <w:t>Positive Marks: 1</w:t>
+        <w:t xml:space="preserve">Solution: OTG (USB On-The-Go) allows a device (phone/tablet) to connect to peripherals like pen drives and keyboards directly.</w:t>
       </w:r>
     </w:p>
     <w:p>
-      <w:pPr>
-        <w:spacing w:after="160" w:before="0"/>
-      </w:pPr>
       <w:r>
-        <w:rPr>
-          <w:b w:val="0"/>
-          <w:sz w:val="20"/>
-        </w:rPr>
-        <w:t>Negative Marks: 0.25</w:t>
+        <w:t xml:space="preserve">Positive Marks: 1</w:t>
       </w:r>
     </w:p>
     <w:p>
-      <w:pPr>
-        <w:spacing w:after="20" w:before="120"/>
-      </w:pPr>
       <w:r>
-        <w:rPr>
-          <w:b/>
-          <w:sz w:val="22"/>
-        </w:rPr>
-        <w:t>Question: Punjab is also known as the "Land of five rivers". which one is not part of these 5 rivers?</w:t>
+        <w:t xml:space="preserve">Negative Marks: 0.25</w:t>
       </w:r>
     </w:p>
     <w:p>
-      <w:pPr>
-        <w:spacing w:after="0" w:before="0"/>
-      </w:pPr>
       <w:r>
-        <w:rPr>
-          <w:b w:val="0"/>
-          <w:sz w:val="22"/>
-        </w:rPr>
-        <w:t>(a) Jhelum</w:t>
+        <w:t xml:space="preserve"/>
       </w:r>
     </w:p>
     <w:p>
-      <w:pPr>
-        <w:spacing w:after="0" w:before="0"/>
-      </w:pPr>
       <w:r>
-        <w:rPr>
-          <w:b w:val="0"/>
-          <w:sz w:val="22"/>
-        </w:rPr>
-        <w:t>(b) Sutlej</w:t>
+        <w:t xml:space="preserve">Question: The "Ajanta and Ellora Caves" are located near which city?</w:t>
       </w:r>
     </w:p>
     <w:p>
-      <w:pPr>
-        <w:spacing w:after="0" w:before="0"/>
-      </w:pPr>
       <w:r>
-        <w:rPr>
-          <w:b w:val="0"/>
-          <w:sz w:val="22"/>
-        </w:rPr>
-        <w:t>(c) Yamuna</w:t>
+        <w:t xml:space="preserve">(a) Aurangabad</w:t>
       </w:r>
     </w:p>
     <w:p>
-      <w:pPr>
-        <w:spacing w:after="0" w:before="0"/>
-      </w:pPr>
       <w:r>
-        <w:rPr>
-          <w:b w:val="0"/>
-          <w:sz w:val="22"/>
-        </w:rPr>
-        <w:t>(d) Ravi</w:t>
+        <w:t xml:space="preserve">(b) Pune</w:t>
       </w:r>
     </w:p>
     <w:p>
-      <w:pPr>
-        <w:spacing w:after="0" w:before="40"/>
-      </w:pPr>
       <w:r>
-        <w:rPr>
-          <w:b/>
-          <w:sz w:val="22"/>
-        </w:rPr>
-        <w:t>Answer: c</w:t>
+        <w:t xml:space="preserve">(c) Nagpur</w:t>
       </w:r>
     </w:p>
     <w:p>
-      <w:pPr>
-        <w:spacing w:after="0" w:before="0"/>
-      </w:pPr>
       <w:r>
-        <w:rPr>
-          <w:b w:val="0"/>
-          <w:sz w:val="21"/>
-        </w:rPr>
-        <w:t>Solution: The five rivers of Punjab are Sutlej, Beas, Ravi, Jhelum and Chenab; the Yamuna is not one of them.</w:t>
+        <w:t xml:space="preserve">(d) Nashik</w:t>
       </w:r>
     </w:p>
     <w:p>
-      <w:pPr>
-        <w:spacing w:after="0" w:before="0"/>
-      </w:pPr>
       <w:r>
-        <w:rPr>
-          <w:b w:val="0"/>
-          <w:sz w:val="20"/>
-        </w:rPr>
-        <w:t>Positive Marks: 1</w:t>
+        <w:t xml:space="preserve">Answer: a</w:t>
       </w:r>
     </w:p>
     <w:p>
-      <w:pPr>
-        <w:spacing w:after="160" w:before="0"/>
-      </w:pPr>
       <w:r>
-        <w:rPr>
-          <w:b w:val="0"/>
-          <w:sz w:val="20"/>
-        </w:rPr>
-        <w:t>Negative Marks: 0.25</w:t>
+        <w:t xml:space="preserve">Solution: The Ajanta and Ellora caves — UNESCO World Heritage Sites — are located near Aurangabad, Maharashtra.</w:t>
       </w:r>
     </w:p>
     <w:p>
-      <w:pPr>
-        <w:spacing w:after="20" w:before="120"/>
-      </w:pPr>
       <w:r>
-        <w:rPr>
-          <w:b/>
-          <w:sz w:val="22"/>
-        </w:rPr>
-        <w:t>Question: The Chauri Chaura incident (1922), after which Gandhiji withdrew the Non-Cooperation Movement, took place in which state?</w:t>
+        <w:t xml:space="preserve">Positive Marks: 1</w:t>
       </w:r>
     </w:p>
     <w:p>
-      <w:pPr>
-        <w:spacing w:after="0" w:before="0"/>
-      </w:pPr>
       <w:r>
-        <w:rPr>
-          <w:b w:val="0"/>
-          <w:sz w:val="22"/>
-        </w:rPr>
-        <w:t>(a) Bengal</w:t>
+        <w:t xml:space="preserve">Negative Marks: 0.25</w:t>
       </w:r>
     </w:p>
     <w:p>
-      <w:pPr>
-        <w:spacing w:after="0" w:before="0"/>
-      </w:pPr>
       <w:r>
-        <w:rPr>
-          <w:b w:val="0"/>
-          <w:sz w:val="22"/>
-        </w:rPr>
-        <w:t>(b) Bihar</w:t>
+        <w:t xml:space="preserve"/>
       </w:r>
     </w:p>
     <w:p>
-      <w:pPr>
-        <w:spacing w:after="0" w:before="0"/>
-      </w:pPr>
       <w:r>
-        <w:rPr>
-          <w:b w:val="0"/>
-          <w:sz w:val="22"/>
-        </w:rPr>
-        <w:t>(c) Uttar Pradesh</w:t>
+        <w:t xml:space="preserve">Question: A train 200 m long crosses a bridge 400 m long in 30 seconds. The speed in km/h is:</w:t>
       </w:r>
     </w:p>
     <w:p>
-      <w:pPr>
-        <w:spacing w:after="0" w:before="0"/>
-      </w:pPr>
       <w:r>
-        <w:rPr>
-          <w:b w:val="0"/>
-          <w:sz w:val="22"/>
-        </w:rPr>
-        <w:t>(d) Punjab</w:t>
+        <w:t xml:space="preserve">(a) 60 km/h</w:t>
       </w:r>
     </w:p>
     <w:p>
-      <w:pPr>
-        <w:spacing w:after="0" w:before="40"/>
-      </w:pPr>
       <w:r>
-        <w:rPr>
-          <w:b/>
-          <w:sz w:val="22"/>
-        </w:rPr>
-        <w:t>Answer: c</w:t>
+        <w:t xml:space="preserve">(b) 72 km/h</w:t>
       </w:r>
     </w:p>
     <w:p>
-      <w:pPr>
-        <w:spacing w:after="0" w:before="0"/>
-      </w:pPr>
       <w:r>
-        <w:rPr>
-          <w:b w:val="0"/>
-          <w:sz w:val="21"/>
-        </w:rPr>
-        <w:t>Solution: The Chauri Chaura incident, in which a police station was set on fire, occurred in Gorakhpur district of Uttar Pradesh in February 1922.</w:t>
+        <w:t xml:space="preserve">(c) 80 km/h</w:t>
       </w:r>
     </w:p>
     <w:p>
-      <w:pPr>
-        <w:spacing w:after="0" w:before="0"/>
-      </w:pPr>
       <w:r>
-        <w:rPr>
-          <w:b w:val="0"/>
-          <w:sz w:val="20"/>
-        </w:rPr>
-        <w:t>Positive Marks: 1</w:t>
+        <w:t xml:space="preserve">(d) 90 km/h</w:t>
       </w:r>
     </w:p>
     <w:p>
-      <w:pPr>
-        <w:spacing w:after="160" w:before="0"/>
-      </w:pPr>
       <w:r>
-        <w:rPr>
-          <w:b w:val="0"/>
-          <w:sz w:val="20"/>
-        </w:rPr>
-        <w:t>Negative Marks: 0.25</w:t>
+        <w:t xml:space="preserve">Answer: b</w:t>
       </w:r>
     </w:p>
     <w:p>
-      <w:pPr>
-        <w:spacing w:after="20" w:before="120"/>
-      </w:pPr>
       <w:r>
-        <w:rPr>
-          <w:b/>
-          <w:sz w:val="22"/>
-        </w:rPr>
-        <w:t>Question: The theme of World Health Day 2024 was:</w:t>
+        <w:t xml:space="preserve">Solution: Total distance = 200 + 400 = 600 m. Speed = 600 ÷ 30 = 20 m/s = 20 × (18/5) = 72 km/h.</w:t>
       </w:r>
     </w:p>
     <w:p>
-      <w:pPr>
-        <w:spacing w:after="0" w:before="0"/>
-      </w:pPr>
       <w:r>
-        <w:rPr>
-          <w:b w:val="0"/>
-          <w:sz w:val="22"/>
-        </w:rPr>
-        <w:t>(a) Health for All</w:t>
+        <w:t xml:space="preserve">Positive Marks: 1</w:t>
       </w:r>
     </w:p>
     <w:p>
-      <w:pPr>
-        <w:spacing w:after="0" w:before="0"/>
-      </w:pPr>
       <w:r>
-        <w:rPr>
-          <w:b w:val="0"/>
-          <w:sz w:val="22"/>
-        </w:rPr>
-        <w:t>(b) Universal Health Coverage</w:t>
+        <w:t xml:space="preserve">Negative Marks: 0.25</w:t>
       </w:r>
     </w:p>
     <w:p>
-      <w:pPr>
-        <w:spacing w:after="0" w:before="0"/>
-      </w:pPr>
       <w:r>
-        <w:rPr>
-          <w:b w:val="0"/>
-          <w:sz w:val="22"/>
-        </w:rPr>
-        <w:t>(c) One Earth, One Health</w:t>
+        <w:t xml:space="preserve"/>
       </w:r>
     </w:p>
     <w:p>
-      <w:pPr>
-        <w:spacing w:after="0" w:before="0"/>
-      </w:pPr>
       <w:r>
-        <w:rPr>
-          <w:b w:val="0"/>
-          <w:sz w:val="22"/>
-        </w:rPr>
-        <w:t>(d) My Health, My Right</w:t>
+        <w:t xml:space="preserve">Question: Which of the following is a type of computer network spanning a city?</w:t>
       </w:r>
     </w:p>
     <w:p>
-      <w:pPr>
-        <w:spacing w:after="0" w:before="40"/>
-      </w:pPr>
       <w:r>
-        <w:rPr>
-          <w:b/>
-          <w:sz w:val="22"/>
-        </w:rPr>
-        <w:t>Answer: d</w:t>
+        <w:t xml:space="preserve">(a) MAN</w:t>
       </w:r>
     </w:p>
     <w:p>
-      <w:pPr>
-        <w:spacing w:after="0" w:before="0"/>
-      </w:pPr>
       <w:r>
-        <w:rPr>
-          <w:b w:val="0"/>
-          <w:sz w:val="21"/>
-        </w:rPr>
-        <w:t>Solution: World Health Day 2024 carried the theme 'My Health, My Right'.</w:t>
+        <w:t xml:space="preserve">(b) LAN</w:t>
       </w:r>
     </w:p>
     <w:p>
-      <w:pPr>
-        <w:spacing w:after="0" w:before="0"/>
-      </w:pPr>
       <w:r>
-        <w:rPr>
-          <w:b w:val="0"/>
-          <w:sz w:val="20"/>
-        </w:rPr>
-        <w:t>Positive Marks: 1</w:t>
+        <w:t xml:space="preserve">(c) PAN</w:t>
       </w:r>
     </w:p>
     <w:p>
-      <w:pPr>
-        <w:spacing w:after="160" w:before="0"/>
-      </w:pPr>
       <w:r>
-        <w:rPr>
-          <w:b w:val="0"/>
-          <w:sz w:val="20"/>
-        </w:rPr>
-        <w:t>Negative Marks: 0.25</w:t>
+        <w:t xml:space="preserve">(d) SAN</w:t>
       </w:r>
     </w:p>
     <w:p>
-      <w:pPr>
-        <w:spacing w:after="20" w:before="120"/>
-      </w:pPr>
       <w:r>
-        <w:rPr>
-          <w:b/>
-          <w:sz w:val="22"/>
-        </w:rPr>
-        <w:t>Question: Which is the largest national park in India (by area)?</w:t>
+        <w:t xml:space="preserve">Answer: a</w:t>
       </w:r>
     </w:p>
     <w:p>
-      <w:pPr>
-        <w:spacing w:after="0" w:before="0"/>
-      </w:pPr>
       <w:r>
-        <w:rPr>
-          <w:b w:val="0"/>
-          <w:sz w:val="22"/>
-        </w:rPr>
-        <w:t>(a) Jim Corbett</w:t>
+        <w:t xml:space="preserve">Solution: MAN (Metropolitan Area Network) spans a city. LAN covers a local area, PAN a personal area, and SAN a storage network.</w:t>
       </w:r>
     </w:p>
     <w:p>
-      <w:pPr>
-        <w:spacing w:after="0" w:before="0"/>
-      </w:pPr>
       <w:r>
-        <w:rPr>
-          <w:b w:val="0"/>
-          <w:sz w:val="22"/>
-        </w:rPr>
-        <w:t>(b) Sundarbans</w:t>
+        <w:t xml:space="preserve">Positive Marks: 1</w:t>
       </w:r>
     </w:p>
     <w:p>
-      <w:pPr>
-        <w:spacing w:after="0" w:before="0"/>
-      </w:pPr>
       <w:r>
-        <w:rPr>
-          <w:b w:val="0"/>
-          <w:sz w:val="22"/>
-        </w:rPr>
-        <w:t>(c) Kanha</w:t>
+        <w:t xml:space="preserve">Negative Marks: 0.25</w:t>
       </w:r>
     </w:p>
     <w:p>
-      <w:pPr>
-        <w:spacing w:after="0" w:before="0"/>
-      </w:pPr>
       <w:r>
-        <w:rPr>
-          <w:b w:val="0"/>
-          <w:sz w:val="22"/>
-        </w:rPr>
-        <w:t>(d) Hemis</w:t>
+        <w:t xml:space="preserve"/>
       </w:r>
     </w:p>
     <w:p>
-      <w:pPr>
-        <w:spacing w:after="0" w:before="40"/>
-      </w:pPr>
       <w:r>
-        <w:rPr>
-          <w:b/>
-          <w:sz w:val="22"/>
-        </w:rPr>
-        <w:t>Answer: d</w:t>
+        <w:t xml:space="preserve">Question: The "Somnath Temple" is located in which state?</w:t>
       </w:r>
     </w:p>
     <w:p>
-      <w:pPr>
-        <w:spacing w:after="0" w:before="0"/>
-      </w:pPr>
       <w:r>
-        <w:rPr>
-          <w:b w:val="0"/>
-          <w:sz w:val="21"/>
-        </w:rPr>
-        <w:t>Solution: Hemis National Park in Ladakh is the largest national park in India.</w:t>
+        <w:t xml:space="preserve">(a) Gujarat</w:t>
       </w:r>
     </w:p>
     <w:p>
-      <w:pPr>
-        <w:spacing w:after="0" w:before="0"/>
-      </w:pPr>
       <w:r>
-        <w:rPr>
-          <w:b w:val="0"/>
-          <w:sz w:val="20"/>
-        </w:rPr>
-        <w:t>Positive Marks: 1</w:t>
+        <w:t xml:space="preserve">(b) Maharashtra</w:t>
       </w:r>
     </w:p>
     <w:p>
-      <w:pPr>
-        <w:spacing w:after="160" w:before="0"/>
-      </w:pPr>
       <w:r>
-        <w:rPr>
-          <w:b w:val="0"/>
-          <w:sz w:val="20"/>
-        </w:rPr>
-        <w:t>Negative Marks: 0.25</w:t>
+        <w:t xml:space="preserve">(c) Rajasthan</w:t>
       </w:r>
     </w:p>
     <w:p>
-      <w:pPr>
-        <w:spacing w:after="20" w:before="120"/>
-      </w:pPr>
       <w:r>
-        <w:rPr>
-          <w:b/>
-          <w:sz w:val="22"/>
-        </w:rPr>
-        <w:t>Question: The Olympic motto 'Citius, Altius, Fortius' means:</w:t>
+        <w:t xml:space="preserve">(d) Madhya Pradesh</w:t>
       </w:r>
     </w:p>
     <w:p>
-      <w:pPr>
-        <w:spacing w:after="0" w:before="0"/>
-      </w:pPr>
       <w:r>
-        <w:rPr>
-          <w:b w:val="0"/>
-          <w:sz w:val="22"/>
-        </w:rPr>
-        <w:t>(a) Higher, Faster, Together</w:t>
+        <w:t xml:space="preserve">Answer: a</w:t>
       </w:r>
     </w:p>
     <w:p>
-      <w:pPr>
-        <w:spacing w:after="0" w:before="0"/>
-      </w:pPr>
       <w:r>
-        <w:rPr>
-          <w:b w:val="0"/>
-          <w:sz w:val="22"/>
-        </w:rPr>
-        <w:t>(b) Faster, Longer, Stronger</w:t>
+        <w:t xml:space="preserve">Solution: The Somnath Temple — one of the twelve Jyotirlingas — is located in Prabhas Patan, Gujarat, on the Arabian Sea coast.</w:t>
       </w:r>
     </w:p>
     <w:p>
-      <w:pPr>
-        <w:spacing w:after="0" w:before="0"/>
-      </w:pPr>
       <w:r>
-        <w:rPr>
-          <w:b w:val="0"/>
-          <w:sz w:val="22"/>
-        </w:rPr>
-        <w:t>(c) Faster, Higher, Stronger</w:t>
+        <w:t xml:space="preserve">Positive Marks: 1</w:t>
       </w:r>
     </w:p>
     <w:p>
-      <w:pPr>
-        <w:spacing w:after="0" w:before="0"/>
-      </w:pPr>
       <w:r>
-        <w:rPr>
-          <w:b w:val="0"/>
-          <w:sz w:val="22"/>
-        </w:rPr>
-        <w:t>(d) Swifter, Higher, Braver</w:t>
+        <w:t xml:space="preserve">Negative Marks: 0.25</w:t>
       </w:r>
     </w:p>
     <w:p>
-      <w:pPr>
-        <w:spacing w:after="0" w:before="40"/>
-      </w:pPr>
       <w:r>
-        <w:rPr>
-          <w:b/>
-          <w:sz w:val="22"/>
-        </w:rPr>
-        <w:t>Answer: c</w:t>
+        <w:t xml:space="preserve"/>
       </w:r>
     </w:p>
     <w:p>
-      <w:pPr>
-        <w:spacing w:after="0" w:before="0"/>
-      </w:pPr>
       <w:r>
-        <w:rPr>
-          <w:b w:val="0"/>
-          <w:sz w:val="21"/>
-        </w:rPr>
-        <w:t>Solution: The Olympic motto is Latin for 'Faster, Higher, Stronger' (2021 addition: 'Together').</w:t>
+        <w:t xml:space="preserve">Question: If 45% of a number is 90, the number is:</w:t>
       </w:r>
     </w:p>
     <w:p>
-      <w:pPr>
-        <w:spacing w:after="0" w:before="0"/>
-      </w:pPr>
       <w:r>
-        <w:rPr>
-          <w:b w:val="0"/>
-          <w:sz w:val="20"/>
-        </w:rPr>
-        <w:t>Positive Marks: 1</w:t>
+        <w:t xml:space="preserve">(a) 150</w:t>
       </w:r>
     </w:p>
     <w:p>
-      <w:pPr>
-        <w:spacing w:after="160" w:before="0"/>
-      </w:pPr>
       <w:r>
-        <w:rPr>
-          <w:b w:val="0"/>
-          <w:sz w:val="20"/>
-        </w:rPr>
-        <w:t>Negative Marks: 0.25</w:t>
+        <w:t xml:space="preserve">(b) 180</w:t>
       </w:r>
     </w:p>
     <w:p>
-      <w:pPr>
-        <w:spacing w:after="20" w:before="120"/>
-      </w:pPr>
       <w:r>
-        <w:rPr>
-          <w:b/>
-          <w:sz w:val="22"/>
-        </w:rPr>
-        <w:t>Question: Which Indian state became the first to implement the Uniform Civil Code (UCC) in 2024?</w:t>
+        <w:t xml:space="preserve">(c) 200</w:t>
       </w:r>
     </w:p>
     <w:p>
-      <w:pPr>
-        <w:spacing w:after="0" w:before="0"/>
-      </w:pPr>
       <w:r>
-        <w:rPr>
-          <w:b w:val="0"/>
-          <w:sz w:val="22"/>
-        </w:rPr>
-        <w:t>(a) Uttarakhand</w:t>
+        <w:t xml:space="preserve">(d) 220</w:t>
       </w:r>
     </w:p>
     <w:p>
-      <w:pPr>
-        <w:spacing w:after="0" w:before="0"/>
-      </w:pPr>
       <w:r>
-        <w:rPr>
-          <w:b w:val="0"/>
-          <w:sz w:val="22"/>
-        </w:rPr>
-        <w:t>(b) Goa</w:t>
+        <w:t xml:space="preserve">Answer: c</w:t>
       </w:r>
     </w:p>
     <w:p>
-      <w:pPr>
-        <w:spacing w:after="0" w:before="0"/>
-      </w:pPr>
       <w:r>
-        <w:rPr>
-          <w:b w:val="0"/>
-          <w:sz w:val="22"/>
-        </w:rPr>
-        <w:t>(c) Gujarat</w:t>
+        <w:t xml:space="preserve">Solution: 0.45x = 90 → x = 90 ÷ 0.45 = 200.</w:t>
       </w:r>
     </w:p>
     <w:p>
-      <w:pPr>
-        <w:spacing w:after="0" w:before="0"/>
-      </w:pPr>
       <w:r>
-        <w:rPr>
-          <w:b w:val="0"/>
-          <w:sz w:val="22"/>
-        </w:rPr>
-        <w:t>(d) Himachal Pradesh</w:t>
+        <w:t xml:space="preserve">Positive Marks: 1</w:t>
       </w:r>
     </w:p>
     <w:p>
-      <w:pPr>
-        <w:spacing w:after="0" w:before="40"/>
-      </w:pPr>
       <w:r>
-        <w:rPr>
-          <w:b/>
-          <w:sz w:val="22"/>
-        </w:rPr>
-        <w:t>Answer: a</w:t>
+        <w:t xml:space="preserve">Negative Marks: 0.25</w:t>
       </w:r>
     </w:p>
     <w:p>
-      <w:pPr>
-        <w:spacing w:after="0" w:before="0"/>
-      </w:pPr>
       <w:r>
-        <w:rPr>
-          <w:b w:val="0"/>
-          <w:sz w:val="21"/>
-        </w:rPr>
-        <w:t>Solution: Uttarakhand became the first state to implement the Uniform Civil Code in 2024.</w:t>
+        <w:t xml:space="preserve"/>
       </w:r>
     </w:p>
     <w:p>
-      <w:pPr>
-        <w:spacing w:after="0" w:before="0"/>
-      </w:pPr>
       <w:r>
-        <w:rPr>
-          <w:b w:val="0"/>
-          <w:sz w:val="20"/>
-        </w:rPr>
-        <w:t>Positive Marks: 1</w:t>
+        <w:t xml:space="preserve">Question: The key combination to close the active window in Windows is:</w:t>
       </w:r>
     </w:p>
     <w:p>
-      <w:pPr>
-        <w:spacing w:after="160" w:before="0"/>
-      </w:pPr>
       <w:r>
-        <w:rPr>
-          <w:b w:val="0"/>
-          <w:sz w:val="20"/>
-        </w:rPr>
-        <w:t>Negative Marks: 0.25</w:t>
+        <w:t xml:space="preserve">(a) Alt + F4</w:t>
       </w:r>
     </w:p>
     <w:p>
-      <w:pPr>
-        <w:spacing w:after="20" w:before="120"/>
-      </w:pPr>
       <w:r>
-        <w:rPr>
-          <w:b/>
-          <w:sz w:val="22"/>
-        </w:rPr>
-        <w:t>Question: Find the odd one out: Rabbit, Lion, Deer, Goat</w:t>
+        <w:t xml:space="preserve">(b) Ctrl + F4</w:t>
       </w:r>
     </w:p>
     <w:p>
-      <w:pPr>
-        <w:spacing w:after="0" w:before="0"/>
-      </w:pPr>
       <w:r>
-        <w:rPr>
-          <w:b w:val="0"/>
-          <w:sz w:val="22"/>
-        </w:rPr>
-        <w:t>(a) Lion</w:t>
+        <w:t xml:space="preserve">(c) Shift + F4</w:t>
       </w:r>
     </w:p>
     <w:p>
-      <w:pPr>
-        <w:spacing w:after="0" w:before="0"/>
-      </w:pPr>
       <w:r>
-        <w:rPr>
-          <w:b w:val="0"/>
-          <w:sz w:val="22"/>
-        </w:rPr>
-        <w:t>(b) Rabbit</w:t>
+        <w:t xml:space="preserve">(d) Esc + F4</w:t>
       </w:r>
     </w:p>
     <w:p>
-      <w:pPr>
-        <w:spacing w:after="0" w:before="0"/>
-      </w:pPr>
       <w:r>
-        <w:rPr>
-          <w:b w:val="0"/>
-          <w:sz w:val="22"/>
-        </w:rPr>
-        <w:t>(c) Deer</w:t>
+        <w:t xml:space="preserve">Answer: a</w:t>
       </w:r>
     </w:p>
     <w:p>
-      <w:pPr>
-        <w:spacing w:after="0" w:before="0"/>
-      </w:pPr>
       <w:r>
-        <w:rPr>
-          <w:b w:val="0"/>
-          <w:sz w:val="22"/>
-        </w:rPr>
-        <w:t>(d) Goat</w:t>
+        <w:t xml:space="preserve">Solution: Alt + F4 closes the active window/application. Ctrl + F4 closes the current document/tab within an application.</w:t>
       </w:r>
     </w:p>
     <w:p>
-      <w:pPr>
-        <w:spacing w:after="0" w:before="40"/>
-      </w:pPr>
       <w:r>
-        <w:rPr>
-          <w:b/>
-          <w:sz w:val="22"/>
-        </w:rPr>
-        <w:t>Answer: a</w:t>
+        <w:t xml:space="preserve">Positive Marks: 1</w:t>
       </w:r>
     </w:p>
     <w:p>
-      <w:pPr>
-        <w:spacing w:after="0" w:before="0"/>
-      </w:pPr>
       <w:r>
-        <w:rPr>
-          <w:b w:val="0"/>
-          <w:sz w:val="21"/>
-        </w:rPr>
-        <w:t>Solution: The lion is a carnivore; the others are herbivores.</w:t>
+        <w:t xml:space="preserve">Negative Marks: 0.25</w:t>
       </w:r>
     </w:p>
     <w:p>
-      <w:pPr>
-        <w:spacing w:after="0" w:before="0"/>
-      </w:pPr>
       <w:r>
-        <w:rPr>
-          <w:b w:val="0"/>
-          <w:sz w:val="20"/>
-        </w:rPr>
-        <w:t>Positive Marks: 1</w:t>
+        <w:t xml:space="preserve"/>
       </w:r>
     </w:p>
     <w:p>
-      <w:pPr>
-        <w:spacing w:after="160" w:before="0"/>
-      </w:pPr>
       <w:r>
-        <w:rPr>
-          <w:b w:val="0"/>
-          <w:sz w:val="20"/>
-        </w:rPr>
-        <w:t>Negative Marks: 0.25</w:t>
+        <w:t xml:space="preserve">Question: The "Rann of Kutch" is famous for which festival?</w:t>
+      </w:r>
+    </w:p>
+    <w:p>
+      <w:r>
+        <w:t xml:space="preserve">(a) Rann Utsav</w:t>
+      </w:r>
+    </w:p>
+    <w:p>
+      <w:r>
+        <w:t xml:space="preserve">(b) Pushkar Mela</w:t>
+      </w:r>
+    </w:p>
+    <w:p>
+      <w:r>
+        <w:t xml:space="preserve">(c) Hornbill Festival</w:t>
+      </w:r>
+    </w:p>
+    <w:p>
+      <w:r>
+        <w:t xml:space="preserve">(d) Bihu</w:t>
+      </w:r>
+    </w:p>
+    <w:p>
+      <w:r>
+        <w:t xml:space="preserve">Answer: a</w:t>
+      </w:r>
+    </w:p>
+    <w:p>
+      <w:r>
+        <w:t xml:space="preserve">Solution: The Rann Utsav — a cultural festival held in the white desert of the Rann of Kutch, Gujarat — showcases music, dance, and crafts.</w:t>
+      </w:r>
+    </w:p>
+    <w:p>
+      <w:r>
+        <w:t xml:space="preserve">Positive Marks: 1</w:t>
+      </w:r>
+    </w:p>
+    <w:p>
+      <w:r>
+        <w:t xml:space="preserve">Negative Marks: 0.25</w:t>
+      </w:r>
+    </w:p>
+    <w:p>
+      <w:r>
+        <w:t xml:space="preserve"/>
+      </w:r>
+    </w:p>
+    <w:p>
+      <w:r>
+        <w:t xml:space="preserve">Question: If 2(x − 5) = 12, then x equals:</w:t>
+      </w:r>
+    </w:p>
+    <w:p>
+      <w:r>
+        <w:t xml:space="preserve">(a) 9</w:t>
+      </w:r>
+    </w:p>
+    <w:p>
+      <w:r>
+        <w:t xml:space="preserve">(b) 10</w:t>
+      </w:r>
+    </w:p>
+    <w:p>
+      <w:r>
+        <w:t xml:space="preserve">(c) 11</w:t>
+      </w:r>
+    </w:p>
+    <w:p>
+      <w:r>
+        <w:t xml:space="preserve">(d) 12</w:t>
+      </w:r>
+    </w:p>
+    <w:p>
+      <w:r>
+        <w:t xml:space="preserve">Answer: c</w:t>
+      </w:r>
+    </w:p>
+    <w:p>
+      <w:r>
+        <w:t xml:space="preserve">Solution: 2(x − 5) = 12 → x − 5 = 6 → x = 11.</w:t>
+      </w:r>
+    </w:p>
+    <w:p>
+      <w:r>
+        <w:t xml:space="preserve">Positive Marks: 1</w:t>
+      </w:r>
+    </w:p>
+    <w:p>
+      <w:r>
+        <w:t xml:space="preserve">Negative Marks: 0.25</w:t>
       </w:r>
     </w:p>
     <w:sectPr>
       <w:pgSz w:w="12240" w:h="15840"/>
-      <w:pgMar w:top="864" w:right="1008" w:bottom="864" w:left="1008" w:header="720" w:footer="720" w:gutter="0"/>
+      <w:pgMar w:top="1440" w:right="1800" w:bottom="1440" w:left="1800" w:header="720" w:footer="720" w:gutter="0"/>
       <w:cols w:space="720"/>
       <w:docGrid w:linePitch="360"/>
     </w:sectPr>
@@ -2535,10 +1365,6 @@
     <w:name w:val="Normal"/>
     <w:qFormat/>
     <w:rsid w:val="00FC693F"/>
-    <w:rPr>
-      <w:rFonts w:ascii="Calibri" w:hAnsi="Calibri"/>
-      <w:sz w:val="22"/>
-    </w:rPr>
   </w:style>
   <w:style w:type="paragraph" w:styleId="Header">
     <w:name w:val="header"/>
